--- a/policies/build/preview_hco/HCO.HRM.6_v2_preview.docx
+++ b/policies/build/preview_hco/HCO.HRM.6_v2_preview.docx
@@ -773,7 +773,7 @@
           <w:sz w:val="22"/>
           <w:szCs w:val="22"/>
         </w:rPr>
-        <w:t xml:space="preserve">Boundaries: do not copy SHCO equivalent-chapter wording (including the already-deployed SHCO 3rd Edition HRM chapter). Do not overwrite HCO AAC, COP, MOM, PRE, IPC, PSQ, ROM or FMS policies. Spell out abbreviations on first use in training materials. OE counts/levels/asterisks stay with the official portal Standards PDF. Method notes come from the Guidebook Interpretation paragraphs (scanned PDF; no text layer, transcribed and verified against rendered page images — see policies/source/hco6_hrm_chapter_notes.md).</w:t>
+        <w:t xml:space="preserve">Boundaries: do not overwrite HCO AAC, COP, MOM, PRE, IPC, PSQ, ROM or FMS policies. Spell out abbreviations on first use in training materials. OE counts/levels/asterisks stay with the official portal Standards PDF. Method notes come from the Guidebook Interpretation paragraphs (scanned PDF; no text layer, transcribed and verified against rendered page images — see policies/source/hco6_hrm_chapter_notes.md).</w:t>
       </w:r>
     </w:p>
     <w:p>
@@ -839,7 +839,7 @@
           <w:sz w:val="22"/>
           <w:szCs w:val="22"/>
         </w:rPr>
-        <w:t xml:space="preserve">2. Do not skip: Staff are provided training in the detection, handling, minimisation and elimination of identified risks wi...</w:t>
+        <w:t xml:space="preserve">2. Do not skip: Staff are provided training in the detection, handling, minimisation and elimination of identified risks...</w:t>
       </w:r>
     </w:p>
     <w:p>
@@ -962,7 +962,7 @@
         <w:spacing w:after="100" w:before="220"/>
       </w:pPr>
       <w:r>
-        <w:t xml:space="preserve">5.2 Staff are provided training in the detection, handling, minimisation ...</w:t>
+        <w:t xml:space="preserve">5.2 Staff are provided training in the detection, handling, minimisation...</w:t>
       </w:r>
     </w:p>
     <w:p>
@@ -995,7 +995,7 @@
         <w:spacing w:after="100" w:before="220"/>
       </w:pPr>
       <w:r>
-        <w:t xml:space="preserve">5.3 Staff members are made aware of procedures to follow in the event of ...</w:t>
+        <w:t xml:space="preserve">5.3 Staff members are made aware of procedures to follow in the event of an...</w:t>
       </w:r>
     </w:p>
     <w:p>
@@ -1185,6 +1185,20 @@
       </w:pPr>
       <w:r>
         <w:t xml:space="preserve">6. Governance and responsibility</w:t>
+      </w:r>
+    </w:p>
+    <w:p>
+      <w:pPr>
+        <w:spacing w:after="20" w:before="100"/>
+      </w:pPr>
+      <w:r>
+        <w:rPr>
+          <w:b/>
+          <w:bCs/>
+          <w:sz w:val="22"/>
+          <w:szCs w:val="22"/>
+        </w:rPr>
+        <w:t xml:space="preserve">Medical Superintendent</w:t>
       </w:r>
     </w:p>
     <w:p>
@@ -1201,7 +1215,21 @@
           <w:sz w:val="22"/>
           <w:szCs w:val="22"/>
         </w:rPr>
-        <w:t xml:space="preserve">Medical Superintendent</w:t>
+        <w:t xml:space="preserve">Accountable that HRM.6 is resourced and followed.</w:t>
+      </w:r>
+    </w:p>
+    <w:p>
+      <w:pPr>
+        <w:spacing w:after="20" w:before="100"/>
+      </w:pPr>
+      <w:r>
+        <w:rPr>
+          <w:b/>
+          <w:bCs/>
+          <w:sz w:val="22"/>
+          <w:szCs w:val="22"/>
+        </w:rPr>
+        <w:t xml:space="preserve">HR In-Charge / Personnel Officer</w:t>
       </w:r>
     </w:p>
     <w:p>
@@ -1218,7 +1246,21 @@
           <w:sz w:val="22"/>
           <w:szCs w:val="22"/>
         </w:rPr>
-        <w:t xml:space="preserve">Accountable that HRM.6 is resourced and followed.</w:t>
+        <w:t xml:space="preserve">Owns day-to-day implementation and records for this standard.</w:t>
+      </w:r>
+    </w:p>
+    <w:p>
+      <w:pPr>
+        <w:spacing w:after="20" w:before="100"/>
+      </w:pPr>
+      <w:r>
+        <w:rPr>
+          <w:b/>
+          <w:bCs/>
+          <w:sz w:val="22"/>
+          <w:szCs w:val="22"/>
+        </w:rPr>
+        <w:t xml:space="preserve">Quality Coordinator</w:t>
       </w:r>
     </w:p>
     <w:p>
@@ -1235,7 +1277,21 @@
           <w:sz w:val="22"/>
           <w:szCs w:val="22"/>
         </w:rPr>
-        <w:t xml:space="preserve">HR In-Charge / Personnel Officer</w:t>
+        <w:t xml:space="preserve">Audits this policy «quarterly»; holds training acknowledgements.</w:t>
+      </w:r>
+    </w:p>
+    <w:p>
+      <w:pPr>
+        <w:spacing w:after="20" w:before="100"/>
+      </w:pPr>
+      <w:r>
+        <w:rPr>
+          <w:b/>
+          <w:bCs/>
+          <w:sz w:val="22"/>
+          <w:szCs w:val="22"/>
+        </w:rPr>
+        <w:t xml:space="preserve">departmental leaders</w:t>
       </w:r>
     </w:p>
     <w:p>
@@ -1252,7 +1308,28 @@
           <w:sz w:val="22"/>
           <w:szCs w:val="22"/>
         </w:rPr>
-        <w:t xml:space="preserve">Owns day-to-day implementation and records for this standard.</w:t>
+        <w:t xml:space="preserve">Run the department-level duties this standard names.</w:t>
+      </w:r>
+    </w:p>
+    <w:p>
+      <w:pPr>
+        <w:pStyle w:val="Heading1"/>
+        <w:spacing w:after="120" w:before="280"/>
+      </w:pPr>
+      <w:r>
+        <w:t xml:space="preserve">7. Quality monitoring (RCA → CAPA)</w:t>
+      </w:r>
+    </w:p>
+    <w:p>
+      <w:pPr>
+        <w:spacing w:after="140"/>
+      </w:pPr>
+      <w:r>
+        <w:rPr>
+          <w:sz w:val="22"/>
+          <w:szCs w:val="22"/>
+        </w:rPr>
+        <w:t xml:space="preserve">The Quality Coordinator audits this policy «quarterly». The audit reviews:</w:t>
       </w:r>
     </w:p>
     <w:p>
@@ -1269,7 +1346,7 @@
           <w:sz w:val="22"/>
           <w:szCs w:val="22"/>
         </w:rPr>
-        <w:t xml:space="preserve">Quality Coordinator</w:t>
+        <w:t xml:space="preserve">Records for a sample of this standard's objective elements, checked against the What-we-do steps.</w:t>
       </w:r>
     </w:p>
     <w:p>
@@ -1286,7 +1363,7 @@
           <w:sz w:val="22"/>
           <w:szCs w:val="22"/>
         </w:rPr>
-        <w:t xml:space="preserve">Audits this policy «quarterly»; holds training acknowledgements.</w:t>
+        <w:t xml:space="preserve">CORE objective elements show no critical gaps in the sample.</w:t>
       </w:r>
     </w:p>
     <w:p>
@@ -1303,125 +1380,19 @@
           <w:sz w:val="22"/>
           <w:szCs w:val="22"/>
         </w:rPr>
-        <w:t xml:space="preserve">departmental leaders</w:t>
-      </w:r>
-    </w:p>
-    <w:p>
-      <w:pPr>
-        <w:pStyle w:val="ListParagraph"/>
-        <w:numPr>
-          <w:ilvl w:val="0"/>
-          <w:numId w:val="1"/>
-        </w:numPr>
-        <w:spacing w:after="60"/>
-      </w:pPr>
-      <w:r>
-        <w:rPr>
-          <w:sz w:val="22"/>
-          <w:szCs w:val="22"/>
-        </w:rPr>
-        <w:t xml:space="preserve">Run the department-level duties this standard names.</w:t>
-      </w:r>
-    </w:p>
-    <w:p>
-      <w:pPr>
-        <w:pStyle w:val="Heading1"/>
-        <w:spacing w:after="120" w:before="280"/>
-      </w:pPr>
-      <w:r>
-        <w:t xml:space="preserve">7. Quality monitoring (RCA → CAPA)</w:t>
-      </w:r>
-    </w:p>
-    <w:p>
-      <w:pPr>
-        <w:spacing w:after="140"/>
-      </w:pPr>
-      <w:r>
-        <w:rPr>
-          <w:sz w:val="22"/>
-          <w:szCs w:val="22"/>
-        </w:rPr>
-        <w:t xml:space="preserve">The Quality Coordinator audits this policy «quarterly».</w:t>
-      </w:r>
-    </w:p>
-    <w:p>
-      <w:pPr>
-        <w:spacing w:after="140"/>
-      </w:pPr>
-      <w:r>
-        <w:rPr>
-          <w:sz w:val="22"/>
-          <w:szCs w:val="22"/>
-        </w:rPr>
-        <w:t xml:space="preserve">What is monitored each quarter:</w:t>
-      </w:r>
-    </w:p>
-    <w:p>
-      <w:pPr>
-        <w:pStyle w:val="ListParagraph"/>
-        <w:numPr>
-          <w:ilvl w:val="0"/>
-          <w:numId w:val="1"/>
-        </w:numPr>
-        <w:spacing w:after="60"/>
-      </w:pPr>
-      <w:r>
-        <w:rPr>
-          <w:sz w:val="22"/>
-          <w:szCs w:val="22"/>
-        </w:rPr>
-        <w:t xml:space="preserve">Sample of records for each OE HRM.6.a–g.</w:t>
-      </w:r>
-    </w:p>
-    <w:p>
-      <w:pPr>
-        <w:pStyle w:val="ListParagraph"/>
-        <w:numPr>
-          <w:ilvl w:val="0"/>
-          <w:numId w:val="1"/>
-        </w:numPr>
-        <w:spacing w:after="60"/>
-      </w:pPr>
-      <w:r>
-        <w:rPr>
-          <w:sz w:val="22"/>
-          <w:szCs w:val="22"/>
-        </w:rPr>
-        <w:t xml:space="preserve">Asterisked elements (none) have document evidence as required.</w:t>
-      </w:r>
-    </w:p>
-    <w:p>
-      <w:pPr>
-        <w:pStyle w:val="ListParagraph"/>
-        <w:numPr>
-          <w:ilvl w:val="0"/>
-          <w:numId w:val="1"/>
-        </w:numPr>
-        <w:spacing w:after="60"/>
-      </w:pPr>
-      <w:r>
-        <w:rPr>
-          <w:sz w:val="22"/>
-          <w:szCs w:val="22"/>
-        </w:rPr>
-        <w:t xml:space="preserve">CORE elements (ef) show no critical gaps in the sample.</w:t>
-      </w:r>
-    </w:p>
-    <w:p>
-      <w:pPr>
-        <w:pStyle w:val="ListParagraph"/>
-        <w:numPr>
-          <w:ilvl w:val="0"/>
-          <w:numId w:val="1"/>
-        </w:numPr>
-        <w:spacing w:after="60"/>
-      </w:pPr>
-      <w:r>
-        <w:rPr>
-          <w:sz w:val="22"/>
-          <w:szCs w:val="22"/>
-        </w:rPr>
         <w:t xml:space="preserve">Stop-work events (if any) are logged with outcome.</w:t>
+      </w:r>
+    </w:p>
+    <w:p>
+      <w:pPr>
+        <w:spacing w:after="140"/>
+      </w:pPr>
+      <w:r>
+        <w:rPr>
+          <w:sz w:val="22"/>
+          <w:szCs w:val="22"/>
+        </w:rPr>
+        <w:t xml:space="preserve">Root-cause analysis is required when a gap found in this audit remains open beyond «90 days».</w:t>
       </w:r>
     </w:p>
     <w:p>
@@ -3168,7 +3139,7 @@
           <w:sz w:val="22"/>
           <w:szCs w:val="22"/>
         </w:rPr>
-        <w:t xml:space="preserve">Records showing HRM.6.a was followed for sampled cases.</w:t>
+        <w:t xml:space="preserve">Safety-programme training record.</w:t>
       </w:r>
     </w:p>
     <w:p>
@@ -3185,7 +3156,7 @@
           <w:sz w:val="22"/>
           <w:szCs w:val="22"/>
         </w:rPr>
-        <w:t xml:space="preserve">Written guidance / protocol referenced for this element (where required).</w:t>
+        <w:t xml:space="preserve">Laboratory- or imaging-specific safety-training record where applicable.</w:t>
       </w:r>
     </w:p>
     <w:p>
@@ -3202,7 +3173,7 @@
           <w:sz w:val="22"/>
           <w:szCs w:val="22"/>
         </w:rPr>
-        <w:t xml:space="preserve">Audit sample notes for HRM.6.a reviewed «quarterly».</w:t>
+        <w:t xml:space="preserve">Cross-reference to PSQ.1.a.</w:t>
       </w:r>
     </w:p>
     <w:p>
@@ -3228,7 +3199,7 @@
           <w:sz w:val="22"/>
           <w:szCs w:val="22"/>
         </w:rPr>
-        <w:t xml:space="preserve">Records showing HRM.6.b was followed for sampled cases.</w:t>
+        <w:t xml:space="preserve">Risk-detection-and-handling training record — physical, chemical, environmental, process-related risks.</w:t>
       </w:r>
     </w:p>
     <w:p>
@@ -3245,7 +3216,7 @@
           <w:sz w:val="22"/>
           <w:szCs w:val="22"/>
         </w:rPr>
-        <w:t xml:space="preserve">Written guidance / protocol referenced for this element (where required).</w:t>
+        <w:t xml:space="preserve">Practical-demonstration record — blood-spill management, hazardous-material handling.</w:t>
       </w:r>
     </w:p>
     <w:p>
@@ -3262,7 +3233,7 @@
           <w:sz w:val="22"/>
           <w:szCs w:val="22"/>
         </w:rPr>
-        <w:t xml:space="preserve">Audit sample notes for HRM.6.b reviewed «quarterly».</w:t>
+        <w:t xml:space="preserve">Training-content coverage record.</w:t>
       </w:r>
     </w:p>
     <w:p>
@@ -3288,7 +3259,7 @@
           <w:sz w:val="22"/>
           <w:szCs w:val="22"/>
         </w:rPr>
-        <w:t xml:space="preserve">Records showing HRM.6.c was followed for sampled cases.</w:t>
+        <w:t xml:space="preserve">Incident-procedure awareness record.</w:t>
       </w:r>
     </w:p>
     <w:p>
@@ -3305,7 +3276,7 @@
           <w:sz w:val="22"/>
           <w:szCs w:val="22"/>
         </w:rPr>
-        <w:t xml:space="preserve">Written guidance / protocol referenced for this element (where required).</w:t>
+        <w:t xml:space="preserve">Staff confirmation of knowing the sequence of actions to take.</w:t>
       </w:r>
     </w:p>
     <w:p>
@@ -3322,7 +3293,7 @@
           <w:sz w:val="22"/>
           <w:szCs w:val="22"/>
         </w:rPr>
-        <w:t xml:space="preserve">Audit sample notes for HRM.6.c reviewed «quarterly».</w:t>
+        <w:t xml:space="preserve">Training or briefing record.</w:t>
       </w:r>
     </w:p>
     <w:p>
@@ -3348,7 +3319,7 @@
           <w:sz w:val="22"/>
           <w:szCs w:val="22"/>
         </w:rPr>
-        <w:t xml:space="preserve">Records showing HRM.6.d was followed for sampled cases.</w:t>
+        <w:t xml:space="preserve">Occupational-safety-aspect training record — needle-stick, radiation, laser, medical-gas, chemotherapy, noise exposure.</w:t>
       </w:r>
     </w:p>
     <w:p>
@@ -3365,7 +3336,7 @@
           <w:sz w:val="22"/>
           <w:szCs w:val="22"/>
         </w:rPr>
-        <w:t xml:space="preserve">Written guidance / protocol referenced for this element (where required).</w:t>
+        <w:t xml:space="preserve">Cross-reference to IPC.8.a.</w:t>
       </w:r>
     </w:p>
     <w:p>
@@ -3382,7 +3353,7 @@
           <w:sz w:val="22"/>
           <w:szCs w:val="22"/>
         </w:rPr>
-        <w:t xml:space="preserve">Audit sample notes for HRM.6.d reviewed «quarterly».</w:t>
+        <w:t xml:space="preserve">Area-specific hazard-training record.</w:t>
       </w:r>
     </w:p>
     <w:p>
@@ -3408,7 +3379,7 @@
           <w:sz w:val="22"/>
           <w:szCs w:val="22"/>
         </w:rPr>
-        <w:t xml:space="preserve">Records showing HRM.6.e was followed for sampled cases.</w:t>
+        <w:t xml:space="preserve">Disaster-management-plan training record.</w:t>
       </w:r>
     </w:p>
     <w:p>
@@ -3425,7 +3396,7 @@
           <w:sz w:val="22"/>
           <w:szCs w:val="22"/>
         </w:rPr>
-        <w:t xml:space="preserve">Written guidance / protocol referenced for this element (where required).</w:t>
+        <w:t xml:space="preserve">Specific-role training record for an external or internal disaster.</w:t>
       </w:r>
     </w:p>
     <w:p>
@@ -3442,7 +3413,16 @@
           <w:sz w:val="22"/>
           <w:szCs w:val="22"/>
         </w:rPr>
-        <w:t xml:space="preserve">Audit sample notes for HRM.6.e reviewed «quarterly».</w:t>
+        <w:t xml:space="preserve">Attendance record.</w:t>
+      </w:r>
+    </w:p>
+    <w:p>
+      <w:pPr>
+        <w:pStyle w:val="Heading2"/>
+        <w:spacing w:after="100" w:before="220"/>
+      </w:pPr>
+      <w:r>
+        <w:t xml:space="preserve">HRM.6.f — Staff are trained in handling fire and non-fire emergencies.</w:t>
       </w:r>
     </w:p>
     <w:p>
@@ -3459,16 +3439,7 @@
           <w:sz w:val="22"/>
           <w:szCs w:val="22"/>
         </w:rPr>
-        <w:t xml:space="preserve">CORE-element sample with no critical gaps in the quarter under review.</w:t>
-      </w:r>
-    </w:p>
-    <w:p>
-      <w:pPr>
-        <w:pStyle w:val="Heading2"/>
-        <w:spacing w:after="100" w:before="220"/>
-      </w:pPr>
-      <w:r>
-        <w:t xml:space="preserve">HRM.6.f — Staff are trained in handling fire and non-fire emergencies.</w:t>
+        <w:t xml:space="preserve">Fire-and-non-fire-emergency training record.</w:t>
       </w:r>
     </w:p>
     <w:p>
@@ -3485,7 +3456,7 @@
           <w:sz w:val="22"/>
           <w:szCs w:val="22"/>
         </w:rPr>
-        <w:t xml:space="preserve">Records showing HRM.6.f was followed for sampled cases.</w:t>
+        <w:t xml:space="preserve">Fire-extinguisher and evacuation-procedure demonstration record.</w:t>
       </w:r>
     </w:p>
     <w:p>
@@ -3502,7 +3473,16 @@
           <w:sz w:val="22"/>
           <w:szCs w:val="22"/>
         </w:rPr>
-        <w:t xml:space="preserve">Written guidance / protocol referenced for this element (where required).</w:t>
+        <w:t xml:space="preserve">Specific-role training record for non-fire emergencies.</w:t>
+      </w:r>
+    </w:p>
+    <w:p>
+      <w:pPr>
+        <w:pStyle w:val="Heading2"/>
+        <w:spacing w:after="100" w:before="220"/>
+      </w:pPr>
+      <w:r>
+        <w:t xml:space="preserve">HRM.6.g — Staff are trained in the organisation’s quality improvement programme.</w:t>
       </w:r>
     </w:p>
     <w:p>
@@ -3519,7 +3499,7 @@
           <w:sz w:val="22"/>
           <w:szCs w:val="22"/>
         </w:rPr>
-        <w:t xml:space="preserve">Audit sample notes for HRM.6.f reviewed «quarterly».</w:t>
+        <w:t xml:space="preserve">Quality-improvement-programme training record.</w:t>
       </w:r>
     </w:p>
     <w:p>
@@ -3536,16 +3516,7 @@
           <w:sz w:val="22"/>
           <w:szCs w:val="22"/>
         </w:rPr>
-        <w:t xml:space="preserve">CORE-element sample with no critical gaps in the quarter under review.</w:t>
-      </w:r>
-    </w:p>
-    <w:p>
-      <w:pPr>
-        <w:pStyle w:val="Heading2"/>
-        <w:spacing w:after="100" w:before="220"/>
-      </w:pPr>
-      <w:r>
-        <w:t xml:space="preserve">HRM.6.g — Staff are trained in the organisation’s quality improvement programme.</w:t>
+        <w:t xml:space="preserve">Role-in-programme awareness record.</w:t>
       </w:r>
     </w:p>
     <w:p>
@@ -3562,41 +3533,7 @@
           <w:sz w:val="22"/>
           <w:szCs w:val="22"/>
         </w:rPr>
-        <w:t xml:space="preserve">Records showing HRM.6.g was followed for sampled cases.</w:t>
-      </w:r>
-    </w:p>
-    <w:p>
-      <w:pPr>
-        <w:pStyle w:val="ListParagraph"/>
-        <w:numPr>
-          <w:ilvl w:val="0"/>
-          <w:numId w:val="1"/>
-        </w:numPr>
-        <w:spacing w:after="60"/>
-      </w:pPr>
-      <w:r>
-        <w:rPr>
-          <w:sz w:val="22"/>
-          <w:szCs w:val="22"/>
-        </w:rPr>
-        <w:t xml:space="preserve">Written guidance / protocol referenced for this element (where required).</w:t>
-      </w:r>
-    </w:p>
-    <w:p>
-      <w:pPr>
-        <w:pStyle w:val="ListParagraph"/>
-        <w:numPr>
-          <w:ilvl w:val="0"/>
-          <w:numId w:val="1"/>
-        </w:numPr>
-        <w:spacing w:after="60"/>
-      </w:pPr>
-      <w:r>
-        <w:rPr>
-          <w:sz w:val="22"/>
-          <w:szCs w:val="22"/>
-        </w:rPr>
-        <w:t xml:space="preserve">Audit sample notes for HRM.6.g reviewed «quarterly».</w:t>
+        <w:t xml:space="preserve">Department-specific quality-assurance training record where applicable (laboratory, imaging, emergency, ICU, blood centre, surgical services).</w:t>
       </w:r>
     </w:p>
     <w:p>

--- a/policies/build/preview_hco/HCO.HRM.6_v2_preview.docx
+++ b/policies/build/preview_hco/HCO.HRM.6_v2_preview.docx
@@ -692,7 +692,7 @@
           <w:sz w:val="22"/>
           <w:szCs w:val="22"/>
         </w:rPr>
-        <w:t xml:space="preserve">It covers objective elements HRM.6.a–g (7 elements).</w:t>
+        <w:t xml:space="preserve">This policy covers all 7 requirements under this standard, listed in detail below.</w:t>
       </w:r>
     </w:p>
     <w:p>
@@ -716,7 +716,7 @@
           <w:sz w:val="22"/>
           <w:szCs w:val="22"/>
         </w:rPr>
-        <w:t xml:space="preserve">This policy owns HRM.6. Related AAC, COP, MOM, PRE, IPC, PSQ, ROM and FMS duties stay with those policies — cross-reference only. Other HRM standards stay with their own policies.</w:t>
+        <w:t xml:space="preserve">This policy covers safety and quality-related staff training specifically. Related duties — like patient assessment, clinical care, medication management, patient rights, infection control, quality and safety monitoring, hospital governance, or facility safety — are covered in the hospital's other policies, not repeated here. Other HRM standards stay with their own policies.</w:t>
       </w:r>
     </w:p>
     <w:p>
@@ -761,19 +761,19 @@
           <w:sz w:val="22"/>
           <w:szCs w:val="22"/>
         </w:rPr>
-        <w:t xml:space="preserve">It covers 7 objective elements (HRM.6.a, HRM.6.b, HRM.6.c, HRM.6.d, HRM.6.e, HRM.6.f, HRM.6.g).</w:t>
-      </w:r>
-    </w:p>
-    <w:p>
-      <w:pPr>
-        <w:spacing w:after="140"/>
-      </w:pPr>
-      <w:r>
-        <w:rPr>
-          <w:sz w:val="22"/>
-          <w:szCs w:val="22"/>
-        </w:rPr>
-        <w:t xml:space="preserve">Boundaries: do not overwrite HCO AAC, COP, MOM, PRE, IPC, PSQ, ROM or FMS policies. Spell out abbreviations on first use in training materials. OE counts/levels/asterisks stay with the official portal Standards PDF. Method notes come from the Guidebook Interpretation paragraphs (scanned PDF; no text layer, transcribed and verified against rendered page images — see policies/source/hco6_hrm_chapter_notes.md).</w:t>
+        <w:t xml:space="preserve">This policy covers all 7 requirements under this standard, listed in detail below.</w:t>
+      </w:r>
+    </w:p>
+    <w:p>
+      <w:pPr>
+        <w:spacing w:after="140"/>
+      </w:pPr>
+      <w:r>
+        <w:rPr>
+          <w:sz w:val="22"/>
+          <w:szCs w:val="22"/>
+        </w:rPr>
+        <w:t xml:space="preserve">This policy covers safety and quality-related staff training specifically. Related duties — like patient assessment, clinical care, medication management, patient rights, infection control, quality and safety monitoring, hospital governance, or facility safety — are covered in the hospital's other policies, not repeated here. Spell out abbreviations on first use in training materials. OE counts/levels/asterisks stay with the official portal Standards PDF. Method notes come from the Guidebook Interpretation paragraphs (scanned PDF; no text layer, transcribed and verified against rendered page images — see policies/source/hco6_hrm_chapter_notes.md).</w:t>
       </w:r>
     </w:p>
     <w:p>
